--- a/data/revised_2026-10_full/outputs/v2/Core_Mathematics/SS2.6_Area_of_a_Part_of_a_Circle/Core_Mathematics_Area_of_a_Part_of_a_Circle_CBE_LessonSequence.docx
+++ b/data/revised_2026-10_full/outputs/v2/Core_Mathematics/SS2.6_Area_of_a_Part_of_a_Circle/Core_Mathematics_Area_of_a_Part_of_a_Circle_CBE_LessonSequence.docx
@@ -2278,7 +2278,7 @@
         </w:rPr>
         <w:t xml:space="preserve">© 2026 SeaVuria and ARES. This work is licensed under a </w:t>
       </w:r>
-      <w:hyperlink w:history="1" r:id="rIdknsdcm2my_ncmbh_ugo31">
+      <w:hyperlink w:history="1" r:id="rIdaqp4907ygzddfegoglbir">
         <w:r>
           <w:rPr>
             <w:rFonts w:ascii="Arial" w:cs="Arial" w:eastAsia="Arial" w:hAnsi="Arial"/>
@@ -2298,7 +2298,7 @@
         </w:rPr>
         <w:t xml:space="preserve"> (</w:t>
       </w:r>
-      <w:hyperlink w:history="1" r:id="rIdiw01uibyubra_hhfoeugd">
+      <w:hyperlink w:history="1" r:id="rIdfzmzzg8tcbp3zbqfmf77h">
         <w:r>
           <w:rPr>
             <w:rFonts w:ascii="Arial" w:cs="Arial" w:eastAsia="Arial" w:hAnsi="Arial"/>
@@ -2318,7 +2318,7 @@
         </w:rPr>
         <w:t xml:space="preserve">). To view a copy of this license, visit </w:t>
       </w:r>
-      <w:hyperlink w:history="1" r:id="rIdgmmlbni1zswb94bdib9n4">
+      <w:hyperlink w:history="1" r:id="rIdmfqkjdgzmd6acbivv0bbs">
         <w:r>
           <w:rPr>
             <w:rFonts w:ascii="Arial" w:cs="Arial" w:eastAsia="Arial" w:hAnsi="Arial"/>
@@ -3357,7 +3357,7 @@
             <w:pPr>
               <w:spacing w:after="20" w:before="0"/>
             </w:pPr>
-            <w:hyperlink w:history="1" r:id="rIdox0plbq21twvvuwobd79q">
+            <w:hyperlink w:history="1" r:id="rIdixhwf-2nncqcidiagfytb">
               <w:r>
                 <w:rPr>
                   <w:rFonts w:ascii="Arial" w:cs="Arial" w:eastAsia="Arial" w:hAnsi="Arial"/>
@@ -3406,7 +3406,7 @@
               <w:spacing w:after="10" w:before="0"/>
               <w:ind w:left="120"/>
             </w:pPr>
-            <w:hyperlink w:history="1" r:id="rIdky3-hy_pedauj2rk8wipq">
+            <w:hyperlink w:history="1" r:id="rIdcpre0o0zxk91fk330zeq8">
               <w:r>
                 <w:rPr>
                   <w:rFonts w:ascii="Arial" w:cs="Arial" w:eastAsia="Arial" w:hAnsi="Arial"/>
@@ -3451,7 +3451,7 @@
             <w:pPr>
               <w:spacing w:after="20" w:before="0"/>
             </w:pPr>
-            <w:hyperlink w:history="1" r:id="rIde4dneflq_sxaw5n_fpwug">
+            <w:hyperlink w:history="1" r:id="rIdib8zxc6-jge8r49gkv03q">
               <w:r>
                 <w:rPr>
                   <w:rFonts w:ascii="Arial" w:cs="Arial" w:eastAsia="Arial" w:hAnsi="Arial"/>
@@ -3484,7 +3484,7 @@
               <w:spacing w:after="10" w:before="0"/>
               <w:ind w:left="120"/>
             </w:pPr>
-            <w:hyperlink w:history="1" r:id="rIdy48zueuczvy4r0l9yqcfc">
+            <w:hyperlink w:history="1" r:id="rIdfs5a20un2h_b7o63pklvq">
               <w:r>
                 <w:rPr>
                   <w:rFonts w:ascii="Arial" w:cs="Arial" w:eastAsia="Arial" w:hAnsi="Arial"/>
@@ -3684,7 +3684,7 @@
             <w:pPr>
               <w:spacing w:after="20" w:before="0"/>
             </w:pPr>
-            <w:hyperlink w:history="1" r:id="rIdrmnz2ycwd1ojnetkxflld">
+            <w:hyperlink w:history="1" r:id="rIdrwxdqq7esmh0or0brzhms">
               <w:r>
                 <w:rPr>
                   <w:rFonts w:ascii="Arial" w:cs="Arial" w:eastAsia="Arial" w:hAnsi="Arial"/>
@@ -3733,7 +3733,7 @@
               <w:spacing w:after="10" w:before="0"/>
               <w:ind w:left="120"/>
             </w:pPr>
-            <w:hyperlink w:history="1" r:id="rIdnrqjbfn90qp-ura_zcc56">
+            <w:hyperlink w:history="1" r:id="rIdibiejvvzbwj6ntvmu0mho">
               <w:r>
                 <w:rPr>
                   <w:rFonts w:ascii="Arial" w:cs="Arial" w:eastAsia="Arial" w:hAnsi="Arial"/>
@@ -3778,7 +3778,7 @@
             <w:pPr>
               <w:spacing w:after="20" w:before="0"/>
             </w:pPr>
-            <w:hyperlink w:history="1" r:id="rIdvh4t-adxgq69jdf6k1isk">
+            <w:hyperlink w:history="1" r:id="rIdm7m-r_ac9z2yjnu5xf8vr">
               <w:r>
                 <w:rPr>
                   <w:rFonts w:ascii="Arial" w:cs="Arial" w:eastAsia="Arial" w:hAnsi="Arial"/>
@@ -3811,7 +3811,7 @@
               <w:spacing w:after="10" w:before="0"/>
               <w:ind w:left="120"/>
             </w:pPr>
-            <w:hyperlink w:history="1" r:id="rIdchbyrhxrv-hpnswzzpi7q">
+            <w:hyperlink w:history="1" r:id="rIdtdkrduenjhviei9tl_riy">
               <w:r>
                 <w:rPr>
                   <w:rFonts w:ascii="Arial" w:cs="Arial" w:eastAsia="Arial" w:hAnsi="Arial"/>
@@ -4011,7 +4011,7 @@
             <w:pPr>
               <w:spacing w:after="20" w:before="0"/>
             </w:pPr>
-            <w:hyperlink w:history="1" r:id="rIdqnrle3dylkb56btz8tsqp">
+            <w:hyperlink w:history="1" r:id="rId3pqqsry2yve6p3xijugve">
               <w:r>
                 <w:rPr>
                   <w:rFonts w:ascii="Arial" w:cs="Arial" w:eastAsia="Arial" w:hAnsi="Arial"/>
@@ -4060,7 +4060,7 @@
               <w:spacing w:after="10" w:before="0"/>
               <w:ind w:left="120"/>
             </w:pPr>
-            <w:hyperlink w:history="1" r:id="rIdmhgwxud40bnsmtby164ve">
+            <w:hyperlink w:history="1" r:id="rIdczgd9fqqyep4ysiyxo3z9">
               <w:r>
                 <w:rPr>
                   <w:rFonts w:ascii="Arial" w:cs="Arial" w:eastAsia="Arial" w:hAnsi="Arial"/>
@@ -4105,7 +4105,7 @@
             <w:pPr>
               <w:spacing w:after="20" w:before="0"/>
             </w:pPr>
-            <w:hyperlink w:history="1" r:id="rIdreipy5xcx7lxedu8bv1g0">
+            <w:hyperlink w:history="1" r:id="rIdldsykh0p1pvfbxi3mdpdp">
               <w:r>
                 <w:rPr>
                   <w:rFonts w:ascii="Arial" w:cs="Arial" w:eastAsia="Arial" w:hAnsi="Arial"/>
@@ -4154,7 +4154,7 @@
               <w:spacing w:after="10" w:before="0"/>
               <w:ind w:left="120"/>
             </w:pPr>
-            <w:hyperlink w:history="1" r:id="rId3vhnk9wmnpvlosme8dkl2">
+            <w:hyperlink w:history="1" r:id="rIdtjtc1sw5ulohueryayqmb">
               <w:r>
                 <w:rPr>
                   <w:rFonts w:ascii="Arial" w:cs="Arial" w:eastAsia="Arial" w:hAnsi="Arial"/>
@@ -4354,7 +4354,7 @@
             <w:pPr>
               <w:spacing w:after="20" w:before="0"/>
             </w:pPr>
-            <w:hyperlink w:history="1" r:id="rIdjumpve0pmvulroczrnvux">
+            <w:hyperlink w:history="1" r:id="rIdveuqfw0krtkt_8wchfo04">
               <w:r>
                 <w:rPr>
                   <w:rFonts w:ascii="Arial" w:cs="Arial" w:eastAsia="Arial" w:hAnsi="Arial"/>
@@ -4403,7 +4403,7 @@
               <w:spacing w:after="10" w:before="0"/>
               <w:ind w:left="120"/>
             </w:pPr>
-            <w:hyperlink w:history="1" r:id="rId9uh0hn6g_dn8fc1ffn5je">
+            <w:hyperlink w:history="1" r:id="rIdjk7e_ktsvmcykdc8h7-6c">
               <w:r>
                 <w:rPr>
                   <w:rFonts w:ascii="Arial" w:cs="Arial" w:eastAsia="Arial" w:hAnsi="Arial"/>
@@ -4448,7 +4448,7 @@
             <w:pPr>
               <w:spacing w:after="20" w:before="0"/>
             </w:pPr>
-            <w:hyperlink w:history="1" r:id="rIdij8-snboqshdp2c91suxy">
+            <w:hyperlink w:history="1" r:id="rIdi0pjzdznt5uw54tkoj846">
               <w:r>
                 <w:rPr>
                   <w:rFonts w:ascii="Arial" w:cs="Arial" w:eastAsia="Arial" w:hAnsi="Arial"/>
@@ -4481,7 +4481,7 @@
               <w:spacing w:after="10" w:before="0"/>
               <w:ind w:left="120"/>
             </w:pPr>
-            <w:hyperlink w:history="1" r:id="rIdch1_0prycplbhvv1glq57">
+            <w:hyperlink w:history="1" r:id="rIdjju2wnp1uznc7urj_q0du">
               <w:r>
                 <w:rPr>
                   <w:rFonts w:ascii="Arial" w:cs="Arial" w:eastAsia="Arial" w:hAnsi="Arial"/>
@@ -4681,7 +4681,7 @@
             <w:pPr>
               <w:spacing w:after="20" w:before="0"/>
             </w:pPr>
-            <w:hyperlink w:history="1" r:id="rIdty0cyl97oumdjnfcrii9j">
+            <w:hyperlink w:history="1" r:id="rIdmezdzzej7tlywphccfhg7">
               <w:r>
                 <w:rPr>
                   <w:rFonts w:ascii="Arial" w:cs="Arial" w:eastAsia="Arial" w:hAnsi="Arial"/>
@@ -4730,7 +4730,7 @@
               <w:spacing w:after="10" w:before="0"/>
               <w:ind w:left="120"/>
             </w:pPr>
-            <w:hyperlink w:history="1" r:id="rIdy3ekpbvmcd1gsxlremima">
+            <w:hyperlink w:history="1" r:id="rIda1bzvi-tcyg8nbfxizf-d">
               <w:r>
                 <w:rPr>
                   <w:rFonts w:ascii="Arial" w:cs="Arial" w:eastAsia="Arial" w:hAnsi="Arial"/>
@@ -4775,7 +4775,7 @@
             <w:pPr>
               <w:spacing w:after="20" w:before="0"/>
             </w:pPr>
-            <w:hyperlink w:history="1" r:id="rIdfsxhtenkc9p4d2duinsll">
+            <w:hyperlink w:history="1" r:id="rId0tremn9m-vi01zp7h6ifp">
               <w:r>
                 <w:rPr>
                   <w:rFonts w:ascii="Arial" w:cs="Arial" w:eastAsia="Arial" w:hAnsi="Arial"/>
@@ -4808,7 +4808,7 @@
               <w:spacing w:after="10" w:before="0"/>
               <w:ind w:left="120"/>
             </w:pPr>
-            <w:hyperlink w:history="1" r:id="rId5dbedediqmyrwmswskoxt">
+            <w:hyperlink w:history="1" r:id="rIdr_w8znasqlekkjohz79x3">
               <w:r>
                 <w:rPr>
                   <w:rFonts w:ascii="Arial" w:cs="Arial" w:eastAsia="Arial" w:hAnsi="Arial"/>
@@ -5333,7 +5333,7 @@
         </w:rPr>
         <w:t xml:space="preserve">© 2026 SeaVuria and ARES. Aligned with KICD objectives. Developed by SeaVuria; technical implementation by ARES (with AI assistance from Claude). Licensed under </w:t>
       </w:r>
-      <w:hyperlink w:history="1" r:id="rIdxsagj-8kq-xdjs3esc0jg">
+      <w:hyperlink w:history="1" r:id="rIdayn4ag58odhup6q8gbx0l">
         <w:r>
           <w:rPr>
             <w:rFonts w:ascii="Arial" w:cs="Arial" w:eastAsia="Arial" w:hAnsi="Arial"/>
@@ -5354,7 +5354,7 @@
         </w:rPr>
         <w:t xml:space="preserve"> (</w:t>
       </w:r>
-      <w:hyperlink w:history="1" r:id="rIdtzbwlgnd3grwggnnnqs71">
+      <w:hyperlink w:history="1" r:id="rIdesomyibdisfvel7v8cmdy">
         <w:r>
           <w:rPr>
             <w:rFonts w:ascii="Arial" w:cs="Arial" w:eastAsia="Arial" w:hAnsi="Arial"/>
@@ -6394,7 +6394,7 @@
             <w:pPr>
               <w:spacing w:after="20" w:before="0"/>
             </w:pPr>
-            <w:hyperlink w:history="1" r:id="rIdtfideh-uynatjeigipkos">
+            <w:hyperlink w:history="1" r:id="rIdtkfzpky9h0jvbo6uibz-4">
               <w:r>
                 <w:rPr>
                   <w:rFonts w:ascii="Arial" w:cs="Arial" w:eastAsia="Arial" w:hAnsi="Arial"/>
@@ -6427,7 +6427,7 @@
               <w:spacing w:after="10" w:before="0"/>
               <w:ind w:left="120"/>
             </w:pPr>
-            <w:hyperlink w:history="1" r:id="rId-9e60pbubnx_sxbei-z3u">
+            <w:hyperlink w:history="1" r:id="rIdcu6gumit_qqswjl9dbqzq">
               <w:r>
                 <w:rPr>
                   <w:rFonts w:ascii="Arial" w:cs="Arial" w:eastAsia="Arial" w:hAnsi="Arial"/>
@@ -6472,7 +6472,7 @@
             <w:pPr>
               <w:spacing w:after="20" w:before="0"/>
             </w:pPr>
-            <w:hyperlink w:history="1" r:id="rIdlirwuaumnck3d58_g89qq">
+            <w:hyperlink w:history="1" r:id="rIdamq1cmnvjat7ajuzppw6c">
               <w:r>
                 <w:rPr>
                   <w:rFonts w:ascii="Arial" w:cs="Arial" w:eastAsia="Arial" w:hAnsi="Arial"/>
@@ -6505,7 +6505,7 @@
               <w:spacing w:after="10" w:before="0"/>
               <w:ind w:left="120"/>
             </w:pPr>
-            <w:hyperlink w:history="1" r:id="rIdy42xfack1fobfdv_bb1k3">
+            <w:hyperlink w:history="1" r:id="rIdr-8vtnqbtnmmah4y7fqyp">
               <w:r>
                 <w:rPr>
                   <w:rFonts w:ascii="Arial" w:cs="Arial" w:eastAsia="Arial" w:hAnsi="Arial"/>
@@ -6705,7 +6705,7 @@
             <w:pPr>
               <w:spacing w:after="20" w:before="0"/>
             </w:pPr>
-            <w:hyperlink w:history="1" r:id="rIddf3npfb2pyi_9szoy9owk">
+            <w:hyperlink w:history="1" r:id="rIdwitza-24lduixzieh0eqe">
               <w:r>
                 <w:rPr>
                   <w:rFonts w:ascii="Arial" w:cs="Arial" w:eastAsia="Arial" w:hAnsi="Arial"/>
@@ -6738,7 +6738,7 @@
               <w:spacing w:after="10" w:before="0"/>
               <w:ind w:left="120"/>
             </w:pPr>
-            <w:hyperlink w:history="1" r:id="rIdybv3ccsiuv8gvl_zhjfri">
+            <w:hyperlink w:history="1" r:id="rIdv52hyjzf738vgbdmzump9">
               <w:r>
                 <w:rPr>
                   <w:rFonts w:ascii="Arial" w:cs="Arial" w:eastAsia="Arial" w:hAnsi="Arial"/>
@@ -6783,7 +6783,7 @@
             <w:pPr>
               <w:spacing w:after="20" w:before="0"/>
             </w:pPr>
-            <w:hyperlink w:history="1" r:id="rIdihjdr3xigz4smp9ssdfat">
+            <w:hyperlink w:history="1" r:id="rIdf_zvfdbor7bvcin24ek4x">
               <w:r>
                 <w:rPr>
                   <w:rFonts w:ascii="Arial" w:cs="Arial" w:eastAsia="Arial" w:hAnsi="Arial"/>
@@ -6816,7 +6816,7 @@
               <w:spacing w:after="10" w:before="0"/>
               <w:ind w:left="120"/>
             </w:pPr>
-            <w:hyperlink w:history="1" r:id="rIdcafhwv5by7wcaw6tco4zx">
+            <w:hyperlink w:history="1" r:id="rIdlezg1jamcgp8dunldl-8r">
               <w:r>
                 <w:rPr>
                   <w:rFonts w:ascii="Arial" w:cs="Arial" w:eastAsia="Arial" w:hAnsi="Arial"/>
@@ -7016,7 +7016,7 @@
             <w:pPr>
               <w:spacing w:after="20" w:before="0"/>
             </w:pPr>
-            <w:hyperlink w:history="1" r:id="rIdkge5gpsiq6dalzud7nu4l">
+            <w:hyperlink w:history="1" r:id="rIdyqqvkdvbuyql2jfzthq_l">
               <w:r>
                 <w:rPr>
                   <w:rFonts w:ascii="Arial" w:cs="Arial" w:eastAsia="Arial" w:hAnsi="Arial"/>
@@ -7065,7 +7065,7 @@
               <w:spacing w:after="10" w:before="0"/>
               <w:ind w:left="120"/>
             </w:pPr>
-            <w:hyperlink w:history="1" r:id="rId3kjvg-r9qsgimqnjix-pf">
+            <w:hyperlink w:history="1" r:id="rIdhcynrtmoyua-juyhunlvz">
               <w:r>
                 <w:rPr>
                   <w:rFonts w:ascii="Arial" w:cs="Arial" w:eastAsia="Arial" w:hAnsi="Arial"/>
@@ -7110,7 +7110,7 @@
             <w:pPr>
               <w:spacing w:after="20" w:before="0"/>
             </w:pPr>
-            <w:hyperlink w:history="1" r:id="rIdd3csibt_3x9kr-tdftymt">
+            <w:hyperlink w:history="1" r:id="rIdrfc7plpkutmorzbjkugrw">
               <w:r>
                 <w:rPr>
                   <w:rFonts w:ascii="Arial" w:cs="Arial" w:eastAsia="Arial" w:hAnsi="Arial"/>
@@ -7143,7 +7143,7 @@
               <w:spacing w:after="10" w:before="0"/>
               <w:ind w:left="120"/>
             </w:pPr>
-            <w:hyperlink w:history="1" r:id="rIdjthyfsh2xegrr2__sk1xk">
+            <w:hyperlink w:history="1" r:id="rId8vzybu87ffoztb8nkbocv">
               <w:r>
                 <w:rPr>
                   <w:rFonts w:ascii="Arial" w:cs="Arial" w:eastAsia="Arial" w:hAnsi="Arial"/>
@@ -7343,7 +7343,7 @@
             <w:pPr>
               <w:spacing w:after="20" w:before="0"/>
             </w:pPr>
-            <w:hyperlink w:history="1" r:id="rId1saziijebh7dgpj1ngyu1">
+            <w:hyperlink w:history="1" r:id="rIdrazprv1mmwvbn_sdzbvhi">
               <w:r>
                 <w:rPr>
                   <w:rFonts w:ascii="Arial" w:cs="Arial" w:eastAsia="Arial" w:hAnsi="Arial"/>
@@ -7376,7 +7376,7 @@
               <w:spacing w:after="10" w:before="0"/>
               <w:ind w:left="120"/>
             </w:pPr>
-            <w:hyperlink w:history="1" r:id="rIdh0mzlpxbmispkfa3u3msa">
+            <w:hyperlink w:history="1" r:id="rIdzxlbdayzxoew03elaht6t">
               <w:r>
                 <w:rPr>
                   <w:rFonts w:ascii="Arial" w:cs="Arial" w:eastAsia="Arial" w:hAnsi="Arial"/>
@@ -7421,7 +7421,7 @@
             <w:pPr>
               <w:spacing w:after="20" w:before="0"/>
             </w:pPr>
-            <w:hyperlink w:history="1" r:id="rIdxlfdlyemzqc5vwz3uxs9b">
+            <w:hyperlink w:history="1" r:id="rIdpa7rojintxeba79hb8vcp">
               <w:r>
                 <w:rPr>
                   <w:rFonts w:ascii="Arial" w:cs="Arial" w:eastAsia="Arial" w:hAnsi="Arial"/>
@@ -7454,7 +7454,7 @@
               <w:spacing w:after="10" w:before="0"/>
               <w:ind w:left="120"/>
             </w:pPr>
-            <w:hyperlink w:history="1" r:id="rId5hepsurtilprffvvqgdam">
+            <w:hyperlink w:history="1" r:id="rIdyurak02iuj905yytceyhw">
               <w:r>
                 <w:rPr>
                   <w:rFonts w:ascii="Arial" w:cs="Arial" w:eastAsia="Arial" w:hAnsi="Arial"/>
@@ -7654,7 +7654,7 @@
             <w:pPr>
               <w:spacing w:after="20" w:before="0"/>
             </w:pPr>
-            <w:hyperlink w:history="1" r:id="rId3oztkwu6-vsnlzye4qbtc">
+            <w:hyperlink w:history="1" r:id="rIdxv1x9-_irz3trl9kvuwbt">
               <w:r>
                 <w:rPr>
                   <w:rFonts w:ascii="Arial" w:cs="Arial" w:eastAsia="Arial" w:hAnsi="Arial"/>
@@ -7687,7 +7687,7 @@
               <w:spacing w:after="10" w:before="0"/>
               <w:ind w:left="120"/>
             </w:pPr>
-            <w:hyperlink w:history="1" r:id="rIdw-otdayj_zjqrjh236lag">
+            <w:hyperlink w:history="1" r:id="rId52kfevg5aniqn8hw5msmr">
               <w:r>
                 <w:rPr>
                   <w:rFonts w:ascii="Arial" w:cs="Arial" w:eastAsia="Arial" w:hAnsi="Arial"/>
@@ -7732,7 +7732,7 @@
             <w:pPr>
               <w:spacing w:after="20" w:before="0"/>
             </w:pPr>
-            <w:hyperlink w:history="1" r:id="rId2a65negrcmj5gerzgtvyk">
+            <w:hyperlink w:history="1" r:id="rIdu6m8loqfkfw9d7fjqu0kn">
               <w:r>
                 <w:rPr>
                   <w:rFonts w:ascii="Arial" w:cs="Arial" w:eastAsia="Arial" w:hAnsi="Arial"/>
@@ -7765,7 +7765,7 @@
               <w:spacing w:after="10" w:before="0"/>
               <w:ind w:left="120"/>
             </w:pPr>
-            <w:hyperlink w:history="1" r:id="rIdedwtc0pkm4riu5urnrgrg">
+            <w:hyperlink w:history="1" r:id="rIduhpazi003xonejiobagks">
               <w:r>
                 <w:rPr>
                   <w:rFonts w:ascii="Arial" w:cs="Arial" w:eastAsia="Arial" w:hAnsi="Arial"/>
@@ -8290,7 +8290,7 @@
         </w:rPr>
         <w:t xml:space="preserve">© 2026 SeaVuria and ARES. Aligned with KICD objectives. Developed by SeaVuria; technical implementation by ARES (with AI assistance from Claude). Licensed under </w:t>
       </w:r>
-      <w:hyperlink w:history="1" r:id="rIdbqkxc_tawbaxyru_rk87w">
+      <w:hyperlink w:history="1" r:id="rIdjwrxytji8pdeyfmvkuexs">
         <w:r>
           <w:rPr>
             <w:rFonts w:ascii="Arial" w:cs="Arial" w:eastAsia="Arial" w:hAnsi="Arial"/>
@@ -8311,7 +8311,7 @@
         </w:rPr>
         <w:t xml:space="preserve"> (</w:t>
       </w:r>
-      <w:hyperlink w:history="1" r:id="rIdfz-z-oi9t-ldpi17ingb6">
+      <w:hyperlink w:history="1" r:id="rIdziylwyv7fvqybf0rqkplh">
         <w:r>
           <w:rPr>
             <w:rFonts w:ascii="Arial" w:cs="Arial" w:eastAsia="Arial" w:hAnsi="Arial"/>
@@ -9351,7 +9351,7 @@
             <w:pPr>
               <w:spacing w:after="20" w:before="0"/>
             </w:pPr>
-            <w:hyperlink w:history="1" r:id="rIdvvkzy1prmkfyisecw_zpz">
+            <w:hyperlink w:history="1" r:id="rIdpg8sbr3zxhbx-ciutu2vh">
               <w:r>
                 <w:rPr>
                   <w:rFonts w:ascii="Arial" w:cs="Arial" w:eastAsia="Arial" w:hAnsi="Arial"/>
@@ -9384,7 +9384,7 @@
               <w:spacing w:after="10" w:before="0"/>
               <w:ind w:left="120"/>
             </w:pPr>
-            <w:hyperlink w:history="1" r:id="rIdmqw5iwqm49s1yazfaxeqi">
+            <w:hyperlink w:history="1" r:id="rId_rhpeelt0wst2ydcww1pz">
               <w:r>
                 <w:rPr>
                   <w:rFonts w:ascii="Arial" w:cs="Arial" w:eastAsia="Arial" w:hAnsi="Arial"/>
@@ -9429,7 +9429,7 @@
             <w:pPr>
               <w:spacing w:after="20" w:before="0"/>
             </w:pPr>
-            <w:hyperlink w:history="1" r:id="rIdlozngvj5ljkqrb8xbjcms">
+            <w:hyperlink w:history="1" r:id="rIdtreswhvgzzpkr6whco0yf">
               <w:r>
                 <w:rPr>
                   <w:rFonts w:ascii="Arial" w:cs="Arial" w:eastAsia="Arial" w:hAnsi="Arial"/>
@@ -9462,7 +9462,7 @@
               <w:spacing w:after="10" w:before="0"/>
               <w:ind w:left="120"/>
             </w:pPr>
-            <w:hyperlink w:history="1" r:id="rIdy7-f17s9ecb17luuxbyrx">
+            <w:hyperlink w:history="1" r:id="rIdf4gkdug4ktezxm52yw4mx">
               <w:r>
                 <w:rPr>
                   <w:rFonts w:ascii="Arial" w:cs="Arial" w:eastAsia="Arial" w:hAnsi="Arial"/>
@@ -9662,7 +9662,7 @@
             <w:pPr>
               <w:spacing w:after="20" w:before="0"/>
             </w:pPr>
-            <w:hyperlink w:history="1" r:id="rIdd-n2ng5f10zjd3fpzwtju">
+            <w:hyperlink w:history="1" r:id="rIddqwa4cibpus-lf3rl6fm6">
               <w:r>
                 <w:rPr>
                   <w:rFonts w:ascii="Arial" w:cs="Arial" w:eastAsia="Arial" w:hAnsi="Arial"/>
@@ -9695,7 +9695,7 @@
               <w:spacing w:after="10" w:before="0"/>
               <w:ind w:left="120"/>
             </w:pPr>
-            <w:hyperlink w:history="1" r:id="rIdk4r26zuaolywskpbjd15c">
+            <w:hyperlink w:history="1" r:id="rIdka_sp43czcxykcpdxibkz">
               <w:r>
                 <w:rPr>
                   <w:rFonts w:ascii="Arial" w:cs="Arial" w:eastAsia="Arial" w:hAnsi="Arial"/>
@@ -9740,7 +9740,7 @@
             <w:pPr>
               <w:spacing w:after="20" w:before="0"/>
             </w:pPr>
-            <w:hyperlink w:history="1" r:id="rIdapzq7pppb_e-3ca2m9tza">
+            <w:hyperlink w:history="1" r:id="rId0bg85ja-glwzzvebbj7lt">
               <w:r>
                 <w:rPr>
                   <w:rFonts w:ascii="Arial" w:cs="Arial" w:eastAsia="Arial" w:hAnsi="Arial"/>
@@ -9773,7 +9773,7 @@
               <w:spacing w:after="10" w:before="0"/>
               <w:ind w:left="120"/>
             </w:pPr>
-            <w:hyperlink w:history="1" r:id="rIdiq1dvbayncjgztw1c2e49">
+            <w:hyperlink w:history="1" r:id="rIdllv2mfaezzmyh1jbonu2e">
               <w:r>
                 <w:rPr>
                   <w:rFonts w:ascii="Arial" w:cs="Arial" w:eastAsia="Arial" w:hAnsi="Arial"/>
@@ -9973,7 +9973,7 @@
             <w:pPr>
               <w:spacing w:after="20" w:before="0"/>
             </w:pPr>
-            <w:hyperlink w:history="1" r:id="rIdc1b7m8tseruupsbmylz7d">
+            <w:hyperlink w:history="1" r:id="rIdotkprbvmn7dbtsgj0ih0g">
               <w:r>
                 <w:rPr>
                   <w:rFonts w:ascii="Arial" w:cs="Arial" w:eastAsia="Arial" w:hAnsi="Arial"/>
@@ -10022,7 +10022,7 @@
               <w:spacing w:after="10" w:before="0"/>
               <w:ind w:left="120"/>
             </w:pPr>
-            <w:hyperlink w:history="1" r:id="rId43vllbb16_uu5dqs9vyqe">
+            <w:hyperlink w:history="1" r:id="rIdxvuwbuf1ws_vh7lfaobzk">
               <w:r>
                 <w:rPr>
                   <w:rFonts w:ascii="Arial" w:cs="Arial" w:eastAsia="Arial" w:hAnsi="Arial"/>
@@ -10067,7 +10067,7 @@
             <w:pPr>
               <w:spacing w:after="20" w:before="0"/>
             </w:pPr>
-            <w:hyperlink w:history="1" r:id="rIde9nbdsnyorq4_zoyj-9kv">
+            <w:hyperlink w:history="1" r:id="rIdniz9rnxacbe7rzqhmtzkq">
               <w:r>
                 <w:rPr>
                   <w:rFonts w:ascii="Arial" w:cs="Arial" w:eastAsia="Arial" w:hAnsi="Arial"/>
@@ -10116,7 +10116,7 @@
               <w:spacing w:after="10" w:before="0"/>
               <w:ind w:left="120"/>
             </w:pPr>
-            <w:hyperlink w:history="1" r:id="rIdrlpzw8s9vosymkgsue31n">
+            <w:hyperlink w:history="1" r:id="rIdjphh0l5qddiwuryh1ybs5">
               <w:r>
                 <w:rPr>
                   <w:rFonts w:ascii="Arial" w:cs="Arial" w:eastAsia="Arial" w:hAnsi="Arial"/>
@@ -10316,7 +10316,7 @@
             <w:pPr>
               <w:spacing w:after="20" w:before="0"/>
             </w:pPr>
-            <w:hyperlink w:history="1" r:id="rIdqnleph8kimbeaq_um5lji">
+            <w:hyperlink w:history="1" r:id="rIdwkufi5ol0kvyafasy6hdv">
               <w:r>
                 <w:rPr>
                   <w:rFonts w:ascii="Arial" w:cs="Arial" w:eastAsia="Arial" w:hAnsi="Arial"/>
@@ -10365,7 +10365,7 @@
               <w:spacing w:after="10" w:before="0"/>
               <w:ind w:left="120"/>
             </w:pPr>
-            <w:hyperlink w:history="1" r:id="rIdhf_jykl1931iqlbgsak0v">
+            <w:hyperlink w:history="1" r:id="rId11k3rtz0r5g9sqdi20qd-">
               <w:r>
                 <w:rPr>
                   <w:rFonts w:ascii="Arial" w:cs="Arial" w:eastAsia="Arial" w:hAnsi="Arial"/>
@@ -10410,7 +10410,7 @@
             <w:pPr>
               <w:spacing w:after="20" w:before="0"/>
             </w:pPr>
-            <w:hyperlink w:history="1" r:id="rIddecvdotfiyzz8xnhfmywp">
+            <w:hyperlink w:history="1" r:id="rIdr-lnjqznl5xoswfe6auki">
               <w:r>
                 <w:rPr>
                   <w:rFonts w:ascii="Arial" w:cs="Arial" w:eastAsia="Arial" w:hAnsi="Arial"/>
@@ -10459,7 +10459,7 @@
               <w:spacing w:after="10" w:before="0"/>
               <w:ind w:left="120"/>
             </w:pPr>
-            <w:hyperlink w:history="1" r:id="rIda508mkko93-gdonrd-t-s">
+            <w:hyperlink w:history="1" r:id="rIdy1ggx68frp525kfskrise">
               <w:r>
                 <w:rPr>
                   <w:rFonts w:ascii="Arial" w:cs="Arial" w:eastAsia="Arial" w:hAnsi="Arial"/>
@@ -10659,7 +10659,7 @@
             <w:pPr>
               <w:spacing w:after="20" w:before="0"/>
             </w:pPr>
-            <w:hyperlink w:history="1" r:id="rIdqnlnppbads7ure_wyxk-c">
+            <w:hyperlink w:history="1" r:id="rIdbwt2y-edlgmy0n0mp_prg">
               <w:r>
                 <w:rPr>
                   <w:rFonts w:ascii="Arial" w:cs="Arial" w:eastAsia="Arial" w:hAnsi="Arial"/>
@@ -10708,7 +10708,7 @@
               <w:spacing w:after="10" w:before="0"/>
               <w:ind w:left="120"/>
             </w:pPr>
-            <w:hyperlink w:history="1" r:id="rIdak1phqt8jjbrw-fr81nyy">
+            <w:hyperlink w:history="1" r:id="rIdor7aprtvkr5rf_kdsrk0r">
               <w:r>
                 <w:rPr>
                   <w:rFonts w:ascii="Arial" w:cs="Arial" w:eastAsia="Arial" w:hAnsi="Arial"/>
@@ -10753,7 +10753,7 @@
             <w:pPr>
               <w:spacing w:after="20" w:before="0"/>
             </w:pPr>
-            <w:hyperlink w:history="1" r:id="rIdf6datez5wpmq0_ixcnwyj">
+            <w:hyperlink w:history="1" r:id="rId1821kdzgndajdc3u3ek--">
               <w:r>
                 <w:rPr>
                   <w:rFonts w:ascii="Arial" w:cs="Arial" w:eastAsia="Arial" w:hAnsi="Arial"/>
@@ -10802,7 +10802,7 @@
               <w:spacing w:after="10" w:before="0"/>
               <w:ind w:left="120"/>
             </w:pPr>
-            <w:hyperlink w:history="1" r:id="rIdwc-zef-ctapk6hmwmpoc4">
+            <w:hyperlink w:history="1" r:id="rIdydoaikegumxim9dup4v26">
               <w:r>
                 <w:rPr>
                   <w:rFonts w:ascii="Arial" w:cs="Arial" w:eastAsia="Arial" w:hAnsi="Arial"/>
@@ -11327,7 +11327,7 @@
         </w:rPr>
         <w:t xml:space="preserve">© 2026 SeaVuria and ARES. Aligned with KICD objectives. Developed by SeaVuria; technical implementation by ARES (with AI assistance from Claude). Licensed under </w:t>
       </w:r>
-      <w:hyperlink w:history="1" r:id="rIdk04wenk_lwj1mayvpzprn">
+      <w:hyperlink w:history="1" r:id="rId2wmnt3ddr6wkbyvqdgkcd">
         <w:r>
           <w:rPr>
             <w:rFonts w:ascii="Arial" w:cs="Arial" w:eastAsia="Arial" w:hAnsi="Arial"/>
@@ -11348,7 +11348,7 @@
         </w:rPr>
         <w:t xml:space="preserve"> (</w:t>
       </w:r>
-      <w:hyperlink w:history="1" r:id="rIdmar_v3zxobzigywhb-scz">
+      <w:hyperlink w:history="1" r:id="rIdvcfdyibrzxxwortp3catp">
         <w:r>
           <w:rPr>
             <w:rFonts w:ascii="Arial" w:cs="Arial" w:eastAsia="Arial" w:hAnsi="Arial"/>
@@ -12388,7 +12388,7 @@
             <w:pPr>
               <w:spacing w:after="20" w:before="0"/>
             </w:pPr>
-            <w:hyperlink w:history="1" r:id="rIdbm8t5ztn736dfavzb_1xy">
+            <w:hyperlink w:history="1" r:id="rIdx8qihecyy5vysgsaybuva">
               <w:r>
                 <w:rPr>
                   <w:rFonts w:ascii="Arial" w:cs="Arial" w:eastAsia="Arial" w:hAnsi="Arial"/>
@@ -12437,7 +12437,7 @@
               <w:spacing w:after="10" w:before="0"/>
               <w:ind w:left="120"/>
             </w:pPr>
-            <w:hyperlink w:history="1" r:id="rIdkjymybpqhhbicdsynkgto">
+            <w:hyperlink w:history="1" r:id="rIdtrwmzpu91xbdhk4dv_5_q">
               <w:r>
                 <w:rPr>
                   <w:rFonts w:ascii="Arial" w:cs="Arial" w:eastAsia="Arial" w:hAnsi="Arial"/>
@@ -12482,7 +12482,7 @@
             <w:pPr>
               <w:spacing w:after="20" w:before="0"/>
             </w:pPr>
-            <w:hyperlink w:history="1" r:id="rIdly65cwvieehbzhmvm-mwp">
+            <w:hyperlink w:history="1" r:id="rIdiepqaexq3jnnup_ascee7">
               <w:r>
                 <w:rPr>
                   <w:rFonts w:ascii="Arial" w:cs="Arial" w:eastAsia="Arial" w:hAnsi="Arial"/>
@@ -12531,7 +12531,7 @@
               <w:spacing w:after="10" w:before="0"/>
               <w:ind w:left="120"/>
             </w:pPr>
-            <w:hyperlink w:history="1" r:id="rId6njghs0vyrgnaoz7zlvcm">
+            <w:hyperlink w:history="1" r:id="rId_z84k77z7kzkltjyou55i">
               <w:r>
                 <w:rPr>
                   <w:rFonts w:ascii="Arial" w:cs="Arial" w:eastAsia="Arial" w:hAnsi="Arial"/>
@@ -12731,7 +12731,7 @@
             <w:pPr>
               <w:spacing w:after="20" w:before="0"/>
             </w:pPr>
-            <w:hyperlink w:history="1" r:id="rIdq4afx6ehdec7nswkh8idd">
+            <w:hyperlink w:history="1" r:id="rId_dmldveci3s25qwyw52qt">
               <w:r>
                 <w:rPr>
                   <w:rFonts w:ascii="Arial" w:cs="Arial" w:eastAsia="Arial" w:hAnsi="Arial"/>
@@ -12780,7 +12780,7 @@
               <w:spacing w:after="10" w:before="0"/>
               <w:ind w:left="120"/>
             </w:pPr>
-            <w:hyperlink w:history="1" r:id="rIdcfugzcvsds7x8g_xirpjk">
+            <w:hyperlink w:history="1" r:id="rIdnvauctgzxyi-wbojtrljj">
               <w:r>
                 <w:rPr>
                   <w:rFonts w:ascii="Arial" w:cs="Arial" w:eastAsia="Arial" w:hAnsi="Arial"/>
@@ -12825,7 +12825,7 @@
             <w:pPr>
               <w:spacing w:after="20" w:before="0"/>
             </w:pPr>
-            <w:hyperlink w:history="1" r:id="rIde4wljn-xmlsrujihzip7v">
+            <w:hyperlink w:history="1" r:id="rId70jhwdlies3q-tnwm9qer">
               <w:r>
                 <w:rPr>
                   <w:rFonts w:ascii="Arial" w:cs="Arial" w:eastAsia="Arial" w:hAnsi="Arial"/>
@@ -12874,7 +12874,7 @@
               <w:spacing w:after="10" w:before="0"/>
               <w:ind w:left="120"/>
             </w:pPr>
-            <w:hyperlink w:history="1" r:id="rIdxlff6adbblgbqvyhr-6a-">
+            <w:hyperlink w:history="1" r:id="rIdunwhuxsw31v-rhqfzbzrz">
               <w:r>
                 <w:rPr>
                   <w:rFonts w:ascii="Arial" w:cs="Arial" w:eastAsia="Arial" w:hAnsi="Arial"/>
@@ -13074,7 +13074,7 @@
             <w:pPr>
               <w:spacing w:after="20" w:before="0"/>
             </w:pPr>
-            <w:hyperlink w:history="1" r:id="rIdqvajjkq2xjg9eszdrw6ej">
+            <w:hyperlink w:history="1" r:id="rIdt-hnpa2jimvr9w_kdirqz">
               <w:r>
                 <w:rPr>
                   <w:rFonts w:ascii="Arial" w:cs="Arial" w:eastAsia="Arial" w:hAnsi="Arial"/>
@@ -13123,7 +13123,7 @@
               <w:spacing w:after="10" w:before="0"/>
               <w:ind w:left="120"/>
             </w:pPr>
-            <w:hyperlink w:history="1" r:id="rIdoq9msbibo7txvvvia2qs1">
+            <w:hyperlink w:history="1" r:id="rIdaoo6-iou1jicy3kxcdr8o">
               <w:r>
                 <w:rPr>
                   <w:rFonts w:ascii="Arial" w:cs="Arial" w:eastAsia="Arial" w:hAnsi="Arial"/>
@@ -13168,7 +13168,7 @@
             <w:pPr>
               <w:spacing w:after="20" w:before="0"/>
             </w:pPr>
-            <w:hyperlink w:history="1" r:id="rIdtycm8ifbp0ybantlbv9th">
+            <w:hyperlink w:history="1" r:id="rId7dyz_ioz1jjnlrx4tii6y">
               <w:r>
                 <w:rPr>
                   <w:rFonts w:ascii="Arial" w:cs="Arial" w:eastAsia="Arial" w:hAnsi="Arial"/>
@@ -13217,7 +13217,7 @@
               <w:spacing w:after="10" w:before="0"/>
               <w:ind w:left="120"/>
             </w:pPr>
-            <w:hyperlink w:history="1" r:id="rIddnvpnblu1_jy2kze5enk2">
+            <w:hyperlink w:history="1" r:id="rIdxezsqdtwmo7y4u0quktiq">
               <w:r>
                 <w:rPr>
                   <w:rFonts w:ascii="Arial" w:cs="Arial" w:eastAsia="Arial" w:hAnsi="Arial"/>
@@ -13417,7 +13417,7 @@
             <w:pPr>
               <w:spacing w:after="20" w:before="0"/>
             </w:pPr>
-            <w:hyperlink w:history="1" r:id="rIdmkqf7ao_8v1lhn62_gidr">
+            <w:hyperlink w:history="1" r:id="rIdq8eig9x1mp2cvryz9qd3w">
               <w:r>
                 <w:rPr>
                   <w:rFonts w:ascii="Arial" w:cs="Arial" w:eastAsia="Arial" w:hAnsi="Arial"/>
@@ -13466,7 +13466,7 @@
               <w:spacing w:after="10" w:before="0"/>
               <w:ind w:left="120"/>
             </w:pPr>
-            <w:hyperlink w:history="1" r:id="rIdspvkw1joh_nmj2as7sbos">
+            <w:hyperlink w:history="1" r:id="rIdsb6tlmuwm_fw4zyo0int2">
               <w:r>
                 <w:rPr>
                   <w:rFonts w:ascii="Arial" w:cs="Arial" w:eastAsia="Arial" w:hAnsi="Arial"/>
@@ -13511,7 +13511,7 @@
             <w:pPr>
               <w:spacing w:after="20" w:before="0"/>
             </w:pPr>
-            <w:hyperlink w:history="1" r:id="rIdgcoe2k91j4fycaw9muzjq">
+            <w:hyperlink w:history="1" r:id="rIdeejg2m53x8v5gbpqsqve2">
               <w:r>
                 <w:rPr>
                   <w:rFonts w:ascii="Arial" w:cs="Arial" w:eastAsia="Arial" w:hAnsi="Arial"/>
@@ -13560,7 +13560,7 @@
               <w:spacing w:after="10" w:before="0"/>
               <w:ind w:left="120"/>
             </w:pPr>
-            <w:hyperlink w:history="1" r:id="rIddckzn9gvnw3oe-v93uuan">
+            <w:hyperlink w:history="1" r:id="rIdhmwva6qo2rcwkg6mh7jsl">
               <w:r>
                 <w:rPr>
                   <w:rFonts w:ascii="Arial" w:cs="Arial" w:eastAsia="Arial" w:hAnsi="Arial"/>
@@ -13760,7 +13760,7 @@
             <w:pPr>
               <w:spacing w:after="20" w:before="0"/>
             </w:pPr>
-            <w:hyperlink w:history="1" r:id="rId-yxc8g-fn7uk6r2bhwtjn">
+            <w:hyperlink w:history="1" r:id="rIdj3y7ajdb06wmzgmxo3lun">
               <w:r>
                 <w:rPr>
                   <w:rFonts w:ascii="Arial" w:cs="Arial" w:eastAsia="Arial" w:hAnsi="Arial"/>
@@ -13809,7 +13809,7 @@
               <w:spacing w:after="10" w:before="0"/>
               <w:ind w:left="120"/>
             </w:pPr>
-            <w:hyperlink w:history="1" r:id="rIdknuw270ftunydg40u8bl4">
+            <w:hyperlink w:history="1" r:id="rId4hcqypwowrzgdx-mdukcp">
               <w:r>
                 <w:rPr>
                   <w:rFonts w:ascii="Arial" w:cs="Arial" w:eastAsia="Arial" w:hAnsi="Arial"/>
@@ -13854,7 +13854,7 @@
             <w:pPr>
               <w:spacing w:after="20" w:before="0"/>
             </w:pPr>
-            <w:hyperlink w:history="1" r:id="rIdqvygtkyhgvoa5knpbpetf">
+            <w:hyperlink w:history="1" r:id="rId9ghrqudicphv3a1iolv07">
               <w:r>
                 <w:rPr>
                   <w:rFonts w:ascii="Arial" w:cs="Arial" w:eastAsia="Arial" w:hAnsi="Arial"/>
@@ -13903,7 +13903,7 @@
               <w:spacing w:after="10" w:before="0"/>
               <w:ind w:left="120"/>
             </w:pPr>
-            <w:hyperlink w:history="1" r:id="rIdyzrxchy5i_afmkg2n-rah">
+            <w:hyperlink w:history="1" r:id="rIdc1m3giheinyydqlu74mfv">
               <w:r>
                 <w:rPr>
                   <w:rFonts w:ascii="Arial" w:cs="Arial" w:eastAsia="Arial" w:hAnsi="Arial"/>
@@ -14428,7 +14428,7 @@
         </w:rPr>
         <w:t xml:space="preserve">© 2026 SeaVuria and ARES. Aligned with KICD objectives. Developed by SeaVuria; technical implementation by ARES (with AI assistance from Claude). Licensed under </w:t>
       </w:r>
-      <w:hyperlink w:history="1" r:id="rIdeqhtni9m6ryeclezclov8">
+      <w:hyperlink w:history="1" r:id="rIdhwdh_4pxp0bs6ao_1ihd4">
         <w:r>
           <w:rPr>
             <w:rFonts w:ascii="Arial" w:cs="Arial" w:eastAsia="Arial" w:hAnsi="Arial"/>
@@ -14449,7 +14449,7 @@
         </w:rPr>
         <w:t xml:space="preserve"> (</w:t>
       </w:r>
-      <w:hyperlink w:history="1" r:id="rIdu1jhhtjz7nrlpehaarlup">
+      <w:hyperlink w:history="1" r:id="rIdf9de1pguf1qnceatuo9as">
         <w:r>
           <w:rPr>
             <w:rFonts w:ascii="Arial" w:cs="Arial" w:eastAsia="Arial" w:hAnsi="Arial"/>
@@ -15489,7 +15489,7 @@
             <w:pPr>
               <w:spacing w:after="20" w:before="0"/>
             </w:pPr>
-            <w:hyperlink w:history="1" r:id="rIdt2u5zbfewrqmdh6hi2awg">
+            <w:hyperlink w:history="1" r:id="rIdxhhrzhpjhhigvk_glhodz">
               <w:r>
                 <w:rPr>
                   <w:rFonts w:ascii="Arial" w:cs="Arial" w:eastAsia="Arial" w:hAnsi="Arial"/>
@@ -15522,7 +15522,7 @@
               <w:spacing w:after="10" w:before="0"/>
               <w:ind w:left="120"/>
             </w:pPr>
-            <w:hyperlink w:history="1" r:id="rIdev6aa81v27t0sztfpo4lt">
+            <w:hyperlink w:history="1" r:id="rIdmtlpux30twzmk_e3tferj">
               <w:r>
                 <w:rPr>
                   <w:rFonts w:ascii="Arial" w:cs="Arial" w:eastAsia="Arial" w:hAnsi="Arial"/>
@@ -15567,7 +15567,7 @@
             <w:pPr>
               <w:spacing w:after="20" w:before="0"/>
             </w:pPr>
-            <w:hyperlink w:history="1" r:id="rIdpl1eqmuc3cgbsx-hj1wzp">
+            <w:hyperlink w:history="1" r:id="rIdptqvqgxzcmpe1pcpm-zt3">
               <w:r>
                 <w:rPr>
                   <w:rFonts w:ascii="Arial" w:cs="Arial" w:eastAsia="Arial" w:hAnsi="Arial"/>
@@ -15600,7 +15600,7 @@
               <w:spacing w:after="10" w:before="0"/>
               <w:ind w:left="120"/>
             </w:pPr>
-            <w:hyperlink w:history="1" r:id="rId4nj5tpuxwksepgpjjfpae">
+            <w:hyperlink w:history="1" r:id="rId0opl1g_ta64v9l-j71ulf">
               <w:r>
                 <w:rPr>
                   <w:rFonts w:ascii="Arial" w:cs="Arial" w:eastAsia="Arial" w:hAnsi="Arial"/>
@@ -15800,7 +15800,7 @@
             <w:pPr>
               <w:spacing w:after="20" w:before="0"/>
             </w:pPr>
-            <w:hyperlink w:history="1" r:id="rIdtic5lfbrbm3pdpdg84ygl">
+            <w:hyperlink w:history="1" r:id="rIdfeaxmwlmp03jzfatcp_qj">
               <w:r>
                 <w:rPr>
                   <w:rFonts w:ascii="Arial" w:cs="Arial" w:eastAsia="Arial" w:hAnsi="Arial"/>
@@ -15833,7 +15833,7 @@
               <w:spacing w:after="10" w:before="0"/>
               <w:ind w:left="120"/>
             </w:pPr>
-            <w:hyperlink w:history="1" r:id="rIdma8eexystuj5b39ekt_4r">
+            <w:hyperlink w:history="1" r:id="rIdduf_goavkdb8mef2hsnxh">
               <w:r>
                 <w:rPr>
                   <w:rFonts w:ascii="Arial" w:cs="Arial" w:eastAsia="Arial" w:hAnsi="Arial"/>
@@ -15878,7 +15878,7 @@
             <w:pPr>
               <w:spacing w:after="20" w:before="0"/>
             </w:pPr>
-            <w:hyperlink w:history="1" r:id="rIdl37bqpcgw4-o4hkvq-vzo">
+            <w:hyperlink w:history="1" r:id="rId0vvfajx5ghqfawycgv-va">
               <w:r>
                 <w:rPr>
                   <w:rFonts w:ascii="Arial" w:cs="Arial" w:eastAsia="Arial" w:hAnsi="Arial"/>
@@ -15911,7 +15911,7 @@
               <w:spacing w:after="10" w:before="0"/>
               <w:ind w:left="120"/>
             </w:pPr>
-            <w:hyperlink w:history="1" r:id="rIdhtzzjthl1bq-tlncrxfxe">
+            <w:hyperlink w:history="1" r:id="rIdbw5nzmxebrfgzdauhao3l">
               <w:r>
                 <w:rPr>
                   <w:rFonts w:ascii="Arial" w:cs="Arial" w:eastAsia="Arial" w:hAnsi="Arial"/>
@@ -16111,7 +16111,7 @@
             <w:pPr>
               <w:spacing w:after="20" w:before="0"/>
             </w:pPr>
-            <w:hyperlink w:history="1" r:id="rIdjdngwtzjjydjfqhed-6-o">
+            <w:hyperlink w:history="1" r:id="rIddnssrgbq0iekfxzmrg5p1">
               <w:r>
                 <w:rPr>
                   <w:rFonts w:ascii="Arial" w:cs="Arial" w:eastAsia="Arial" w:hAnsi="Arial"/>
@@ -16160,7 +16160,7 @@
               <w:spacing w:after="10" w:before="0"/>
               <w:ind w:left="120"/>
             </w:pPr>
-            <w:hyperlink w:history="1" r:id="rIdjnafgd_j1zij4ct1yhbmq">
+            <w:hyperlink w:history="1" r:id="rId6rpty0pudcw4aiwbbs06o">
               <w:r>
                 <w:rPr>
                   <w:rFonts w:ascii="Arial" w:cs="Arial" w:eastAsia="Arial" w:hAnsi="Arial"/>
@@ -16205,7 +16205,7 @@
             <w:pPr>
               <w:spacing w:after="20" w:before="0"/>
             </w:pPr>
-            <w:hyperlink w:history="1" r:id="rIdp4jyiaxku1kjhym_4r8jt">
+            <w:hyperlink w:history="1" r:id="rId_zia3wn4c71-fuddeetn9">
               <w:r>
                 <w:rPr>
                   <w:rFonts w:ascii="Arial" w:cs="Arial" w:eastAsia="Arial" w:hAnsi="Arial"/>
@@ -16254,7 +16254,7 @@
               <w:spacing w:after="10" w:before="0"/>
               <w:ind w:left="120"/>
             </w:pPr>
-            <w:hyperlink w:history="1" r:id="rIddcvw7bolugjpn3jdtg9sm">
+            <w:hyperlink w:history="1" r:id="rId_wkwbnhoribegqn3k3ioo">
               <w:r>
                 <w:rPr>
                   <w:rFonts w:ascii="Arial" w:cs="Arial" w:eastAsia="Arial" w:hAnsi="Arial"/>
@@ -16454,7 +16454,7 @@
             <w:pPr>
               <w:spacing w:after="20" w:before="0"/>
             </w:pPr>
-            <w:hyperlink w:history="1" r:id="rIduyds3gg1wqqp1tcgvwqst">
+            <w:hyperlink w:history="1" r:id="rIdbk-covfksrt3muylwngi_">
               <w:r>
                 <w:rPr>
                   <w:rFonts w:ascii="Arial" w:cs="Arial" w:eastAsia="Arial" w:hAnsi="Arial"/>
@@ -16503,7 +16503,7 @@
               <w:spacing w:after="10" w:before="0"/>
               <w:ind w:left="120"/>
             </w:pPr>
-            <w:hyperlink w:history="1" r:id="rIdo1_u-tv82kie-sx_hi2kq">
+            <w:hyperlink w:history="1" r:id="rIdjfamsbfbgzqcdhm399y7x">
               <w:r>
                 <w:rPr>
                   <w:rFonts w:ascii="Arial" w:cs="Arial" w:eastAsia="Arial" w:hAnsi="Arial"/>
@@ -16548,7 +16548,7 @@
             <w:pPr>
               <w:spacing w:after="20" w:before="0"/>
             </w:pPr>
-            <w:hyperlink w:history="1" r:id="rIdifi3vnzzjkgn8s3dcunwf">
+            <w:hyperlink w:history="1" r:id="rIdqlgc0wnhvzfykvqobpybj">
               <w:r>
                 <w:rPr>
                   <w:rFonts w:ascii="Arial" w:cs="Arial" w:eastAsia="Arial" w:hAnsi="Arial"/>
@@ -16597,7 +16597,7 @@
               <w:spacing w:after="10" w:before="0"/>
               <w:ind w:left="120"/>
             </w:pPr>
-            <w:hyperlink w:history="1" r:id="rIdnvbsxxyvgjr61mu4v30ny">
+            <w:hyperlink w:history="1" r:id="rIdifliopcoj02nl-xgt0scb">
               <w:r>
                 <w:rPr>
                   <w:rFonts w:ascii="Arial" w:cs="Arial" w:eastAsia="Arial" w:hAnsi="Arial"/>
@@ -16797,7 +16797,7 @@
             <w:pPr>
               <w:spacing w:after="20" w:before="0"/>
             </w:pPr>
-            <w:hyperlink w:history="1" r:id="rIduphxg-bjubswpwrr7asc4">
+            <w:hyperlink w:history="1" r:id="rIdvjgm8pla22emse8j0sxgg">
               <w:r>
                 <w:rPr>
                   <w:rFonts w:ascii="Arial" w:cs="Arial" w:eastAsia="Arial" w:hAnsi="Arial"/>
@@ -16846,7 +16846,7 @@
               <w:spacing w:after="10" w:before="0"/>
               <w:ind w:left="120"/>
             </w:pPr>
-            <w:hyperlink w:history="1" r:id="rIdrl5na9q3wn3pki5rmhpl9">
+            <w:hyperlink w:history="1" r:id="rIdw0pwuvyzstcsndlab-on6">
               <w:r>
                 <w:rPr>
                   <w:rFonts w:ascii="Arial" w:cs="Arial" w:eastAsia="Arial" w:hAnsi="Arial"/>
@@ -16891,7 +16891,7 @@
             <w:pPr>
               <w:spacing w:after="20" w:before="0"/>
             </w:pPr>
-            <w:hyperlink w:history="1" r:id="rIdgri8vazu-eric5mar5k27">
+            <w:hyperlink w:history="1" r:id="rIdnoe0k8ypv3vffxlad-84v">
               <w:r>
                 <w:rPr>
                   <w:rFonts w:ascii="Arial" w:cs="Arial" w:eastAsia="Arial" w:hAnsi="Arial"/>
@@ -16940,7 +16940,7 @@
               <w:spacing w:after="10" w:before="0"/>
               <w:ind w:left="120"/>
             </w:pPr>
-            <w:hyperlink w:history="1" r:id="rIdbwjf2wab15iri0mzmmfja">
+            <w:hyperlink w:history="1" r:id="rIdwgrtoqii5kjtdh_mvfzu9">
               <w:r>
                 <w:rPr>
                   <w:rFonts w:ascii="Arial" w:cs="Arial" w:eastAsia="Arial" w:hAnsi="Arial"/>
@@ -17465,7 +17465,7 @@
         </w:rPr>
         <w:t xml:space="preserve">© 2026 SeaVuria and ARES. Aligned with KICD objectives. Developed by SeaVuria; technical implementation by ARES (with AI assistance from Claude). Licensed under </w:t>
       </w:r>
-      <w:hyperlink w:history="1" r:id="rIdxshitwhfc_-lamii622on">
+      <w:hyperlink w:history="1" r:id="rIds1wvnbwpis6eroqj6duno">
         <w:r>
           <w:rPr>
             <w:rFonts w:ascii="Arial" w:cs="Arial" w:eastAsia="Arial" w:hAnsi="Arial"/>
@@ -17486,7 +17486,7 @@
         </w:rPr>
         <w:t xml:space="preserve"> (</w:t>
       </w:r>
-      <w:hyperlink w:history="1" r:id="rId_dnydicb0aiut_i1zgc8a">
+      <w:hyperlink w:history="1" r:id="rIdbj9wmtllk4wukcu5kzwwt">
         <w:r>
           <w:rPr>
             <w:rFonts w:ascii="Arial" w:cs="Arial" w:eastAsia="Arial" w:hAnsi="Arial"/>
@@ -18526,7 +18526,7 @@
             <w:pPr>
               <w:spacing w:after="20" w:before="0"/>
             </w:pPr>
-            <w:hyperlink w:history="1" r:id="rIdfnozsiqfjw7nyezogwduk">
+            <w:hyperlink w:history="1" r:id="rIdtsk5mrst6hyjia8mpyjdw">
               <w:r>
                 <w:rPr>
                   <w:rFonts w:ascii="Arial" w:cs="Arial" w:eastAsia="Arial" w:hAnsi="Arial"/>
@@ -18559,7 +18559,7 @@
               <w:spacing w:after="10" w:before="0"/>
               <w:ind w:left="120"/>
             </w:pPr>
-            <w:hyperlink w:history="1" r:id="rIdhwz5pjc8g3p-lax93owws">
+            <w:hyperlink w:history="1" r:id="rIdkfeelfhyaevarsk8a27q8">
               <w:r>
                 <w:rPr>
                   <w:rFonts w:ascii="Arial" w:cs="Arial" w:eastAsia="Arial" w:hAnsi="Arial"/>
@@ -18604,7 +18604,7 @@
             <w:pPr>
               <w:spacing w:after="20" w:before="0"/>
             </w:pPr>
-            <w:hyperlink w:history="1" r:id="rIdpnffvdtzewkwrj51pjlqf">
+            <w:hyperlink w:history="1" r:id="rIdrioh-eersxstbjilkxiat">
               <w:r>
                 <w:rPr>
                   <w:rFonts w:ascii="Arial" w:cs="Arial" w:eastAsia="Arial" w:hAnsi="Arial"/>
@@ -18637,7 +18637,7 @@
               <w:spacing w:after="10" w:before="0"/>
               <w:ind w:left="120"/>
             </w:pPr>
-            <w:hyperlink w:history="1" r:id="rId7endr8risi24f3kvineer">
+            <w:hyperlink w:history="1" r:id="rIdbureghqamlvf5onljo1jz">
               <w:r>
                 <w:rPr>
                   <w:rFonts w:ascii="Arial" w:cs="Arial" w:eastAsia="Arial" w:hAnsi="Arial"/>
@@ -18837,7 +18837,7 @@
             <w:pPr>
               <w:spacing w:after="20" w:before="0"/>
             </w:pPr>
-            <w:hyperlink w:history="1" r:id="rId7llev4foq43-vajm-fttv">
+            <w:hyperlink w:history="1" r:id="rIdoz2ffajazhdzjpxdm3b89">
               <w:r>
                 <w:rPr>
                   <w:rFonts w:ascii="Arial" w:cs="Arial" w:eastAsia="Arial" w:hAnsi="Arial"/>
@@ -18870,7 +18870,7 @@
               <w:spacing w:after="10" w:before="0"/>
               <w:ind w:left="120"/>
             </w:pPr>
-            <w:hyperlink w:history="1" r:id="rId-fldqbyribzdet78o4w9q">
+            <w:hyperlink w:history="1" r:id="rIdz4dsogeowt3fsmpj4zwb_">
               <w:r>
                 <w:rPr>
                   <w:rFonts w:ascii="Arial" w:cs="Arial" w:eastAsia="Arial" w:hAnsi="Arial"/>
@@ -18915,7 +18915,7 @@
             <w:pPr>
               <w:spacing w:after="20" w:before="0"/>
             </w:pPr>
-            <w:hyperlink w:history="1" r:id="rIdcxhnyzfjsmleicz4-uk4c">
+            <w:hyperlink w:history="1" r:id="rIdirowdh2jffok8xk8i6aqo">
               <w:r>
                 <w:rPr>
                   <w:rFonts w:ascii="Arial" w:cs="Arial" w:eastAsia="Arial" w:hAnsi="Arial"/>
@@ -18948,7 +18948,7 @@
               <w:spacing w:after="10" w:before="0"/>
               <w:ind w:left="120"/>
             </w:pPr>
-            <w:hyperlink w:history="1" r:id="rIdlmna_34nnfgl8ugildmjx">
+            <w:hyperlink w:history="1" r:id="rIdym6pj_96cgimlekl_15tm">
               <w:r>
                 <w:rPr>
                   <w:rFonts w:ascii="Arial" w:cs="Arial" w:eastAsia="Arial" w:hAnsi="Arial"/>
@@ -19148,7 +19148,7 @@
             <w:pPr>
               <w:spacing w:after="20" w:before="0"/>
             </w:pPr>
-            <w:hyperlink w:history="1" r:id="rId1ewqq9upmjqbo8lqo8vmt">
+            <w:hyperlink w:history="1" r:id="rId4jjkvwdndsgdk4zejpt6s">
               <w:r>
                 <w:rPr>
                   <w:rFonts w:ascii="Arial" w:cs="Arial" w:eastAsia="Arial" w:hAnsi="Arial"/>
@@ -19197,7 +19197,7 @@
               <w:spacing w:after="10" w:before="0"/>
               <w:ind w:left="120"/>
             </w:pPr>
-            <w:hyperlink w:history="1" r:id="rIdykxfjccb7ny3gx6e8np0v">
+            <w:hyperlink w:history="1" r:id="rId7nfbgelvveghwe5fenbto">
               <w:r>
                 <w:rPr>
                   <w:rFonts w:ascii="Arial" w:cs="Arial" w:eastAsia="Arial" w:hAnsi="Arial"/>
@@ -19242,7 +19242,7 @@
             <w:pPr>
               <w:spacing w:after="20" w:before="0"/>
             </w:pPr>
-            <w:hyperlink w:history="1" r:id="rIdh-1jxse7u-vr-dzpivjp7">
+            <w:hyperlink w:history="1" r:id="rIdtxqp6-h9r4bz77dtaptuh">
               <w:r>
                 <w:rPr>
                   <w:rFonts w:ascii="Arial" w:cs="Arial" w:eastAsia="Arial" w:hAnsi="Arial"/>
@@ -19291,7 +19291,7 @@
               <w:spacing w:after="10" w:before="0"/>
               <w:ind w:left="120"/>
             </w:pPr>
-            <w:hyperlink w:history="1" r:id="rId5oyw8nsbphnq5swuunw3k">
+            <w:hyperlink w:history="1" r:id="rIdiqfgqkix3t8ukanysf88i">
               <w:r>
                 <w:rPr>
                   <w:rFonts w:ascii="Arial" w:cs="Arial" w:eastAsia="Arial" w:hAnsi="Arial"/>
@@ -19491,7 +19491,7 @@
             <w:pPr>
               <w:spacing w:after="20" w:before="0"/>
             </w:pPr>
-            <w:hyperlink w:history="1" r:id="rIdulsw7looou22dy_zfldxm">
+            <w:hyperlink w:history="1" r:id="rIdscty7ywpihcnig5qcfvxv">
               <w:r>
                 <w:rPr>
                   <w:rFonts w:ascii="Arial" w:cs="Arial" w:eastAsia="Arial" w:hAnsi="Arial"/>
@@ -19540,7 +19540,7 @@
               <w:spacing w:after="10" w:before="0"/>
               <w:ind w:left="120"/>
             </w:pPr>
-            <w:hyperlink w:history="1" r:id="rIdfgp2tthvkys_y5eu-gbgc">
+            <w:hyperlink w:history="1" r:id="rIdp4lejogccxyrv-9wd41vx">
               <w:r>
                 <w:rPr>
                   <w:rFonts w:ascii="Arial" w:cs="Arial" w:eastAsia="Arial" w:hAnsi="Arial"/>
@@ -19585,7 +19585,7 @@
             <w:pPr>
               <w:spacing w:after="20" w:before="0"/>
             </w:pPr>
-            <w:hyperlink w:history="1" r:id="rIdf9ei0qzzlid_3i3k6lh4m">
+            <w:hyperlink w:history="1" r:id="rIdg0jxlfnku6ucjm6an3b3l">
               <w:r>
                 <w:rPr>
                   <w:rFonts w:ascii="Arial" w:cs="Arial" w:eastAsia="Arial" w:hAnsi="Arial"/>
@@ -19618,7 +19618,7 @@
               <w:spacing w:after="10" w:before="0"/>
               <w:ind w:left="120"/>
             </w:pPr>
-            <w:hyperlink w:history="1" r:id="rIdypryiotdgqlxpkyvlkmzx">
+            <w:hyperlink w:history="1" r:id="rIdlbwcll0c-aphvahme7muu">
               <w:r>
                 <w:rPr>
                   <w:rFonts w:ascii="Arial" w:cs="Arial" w:eastAsia="Arial" w:hAnsi="Arial"/>
@@ -19818,7 +19818,7 @@
             <w:pPr>
               <w:spacing w:after="20" w:before="0"/>
             </w:pPr>
-            <w:hyperlink w:history="1" r:id="rIdateocqawxjeo_-phgpp3w">
+            <w:hyperlink w:history="1" r:id="rIdoffr6qv0inzn8rnt6t6bm">
               <w:r>
                 <w:rPr>
                   <w:rFonts w:ascii="Arial" w:cs="Arial" w:eastAsia="Arial" w:hAnsi="Arial"/>
@@ -19867,7 +19867,7 @@
               <w:spacing w:after="10" w:before="0"/>
               <w:ind w:left="120"/>
             </w:pPr>
-            <w:hyperlink w:history="1" r:id="rIdwauh6svtquljj7s62jidd">
+            <w:hyperlink w:history="1" r:id="rIdr9i_uxuptups255ngtomw">
               <w:r>
                 <w:rPr>
                   <w:rFonts w:ascii="Arial" w:cs="Arial" w:eastAsia="Arial" w:hAnsi="Arial"/>
@@ -19912,7 +19912,7 @@
             <w:pPr>
               <w:spacing w:after="20" w:before="0"/>
             </w:pPr>
-            <w:hyperlink w:history="1" r:id="rIdeiwlqfm6ndzjacxdi4byx">
+            <w:hyperlink w:history="1" r:id="rId9vyoqyy3vvshftgbm3gac">
               <w:r>
                 <w:rPr>
                   <w:rFonts w:ascii="Arial" w:cs="Arial" w:eastAsia="Arial" w:hAnsi="Arial"/>
@@ -19945,7 +19945,7 @@
               <w:spacing w:after="10" w:before="0"/>
               <w:ind w:left="120"/>
             </w:pPr>
-            <w:hyperlink w:history="1" r:id="rId4666knnw9iovesvytlher">
+            <w:hyperlink w:history="1" r:id="rIdxg7ipocgr3ycyfzve1oyl">
               <w:r>
                 <w:rPr>
                   <w:rFonts w:ascii="Arial" w:cs="Arial" w:eastAsia="Arial" w:hAnsi="Arial"/>
@@ -20470,7 +20470,7 @@
         </w:rPr>
         <w:t xml:space="preserve">© 2026 SeaVuria and ARES. Aligned with KICD objectives. Developed by SeaVuria; technical implementation by ARES (with AI assistance from Claude). Licensed under </w:t>
       </w:r>
-      <w:hyperlink w:history="1" r:id="rId9ral1py9pmcxelhzjqoqa">
+      <w:hyperlink w:history="1" r:id="rIdm6lpkl9eildjsvo0-ggjw">
         <w:r>
           <w:rPr>
             <w:rFonts w:ascii="Arial" w:cs="Arial" w:eastAsia="Arial" w:hAnsi="Arial"/>
@@ -20491,7 +20491,7 @@
         </w:rPr>
         <w:t xml:space="preserve"> (</w:t>
       </w:r>
-      <w:hyperlink w:history="1" r:id="rIducdloyxgdngbeels9tfm1">
+      <w:hyperlink w:history="1" r:id="rId3bdwgf0co4knkqhn3uqp_">
         <w:r>
           <w:rPr>
             <w:rFonts w:ascii="Arial" w:cs="Arial" w:eastAsia="Arial" w:hAnsi="Arial"/>
@@ -21531,7 +21531,7 @@
             <w:pPr>
               <w:spacing w:after="20" w:before="0"/>
             </w:pPr>
-            <w:hyperlink w:history="1" r:id="rIdknazelwnvhwblcahyt-vl">
+            <w:hyperlink w:history="1" r:id="rIdv0rtwuvycajalvwym3quc">
               <w:r>
                 <w:rPr>
                   <w:rFonts w:ascii="Arial" w:cs="Arial" w:eastAsia="Arial" w:hAnsi="Arial"/>
@@ -21580,7 +21580,7 @@
               <w:spacing w:after="10" w:before="0"/>
               <w:ind w:left="120"/>
             </w:pPr>
-            <w:hyperlink w:history="1" r:id="rIdpjhpqzdo2x41reqojrzei">
+            <w:hyperlink w:history="1" r:id="rIdvxuzbmi-ejagrf3i2nmuo">
               <w:r>
                 <w:rPr>
                   <w:rFonts w:ascii="Arial" w:cs="Arial" w:eastAsia="Arial" w:hAnsi="Arial"/>
@@ -21625,7 +21625,7 @@
             <w:pPr>
               <w:spacing w:after="20" w:before="0"/>
             </w:pPr>
-            <w:hyperlink w:history="1" r:id="rIde0nqcwq68shrtmqnnk-sy">
+            <w:hyperlink w:history="1" r:id="rId6cwa1qqifaqd8eaiork5b">
               <w:r>
                 <w:rPr>
                   <w:rFonts w:ascii="Arial" w:cs="Arial" w:eastAsia="Arial" w:hAnsi="Arial"/>
@@ -21658,7 +21658,7 @@
               <w:spacing w:after="10" w:before="0"/>
               <w:ind w:left="120"/>
             </w:pPr>
-            <w:hyperlink w:history="1" r:id="rIdhpmjpxgpmkjxhb69i5pc5">
+            <w:hyperlink w:history="1" r:id="rIdj72glc8knbawkgy9ezziu">
               <w:r>
                 <w:rPr>
                   <w:rFonts w:ascii="Arial" w:cs="Arial" w:eastAsia="Arial" w:hAnsi="Arial"/>
@@ -21858,7 +21858,7 @@
             <w:pPr>
               <w:spacing w:after="20" w:before="0"/>
             </w:pPr>
-            <w:hyperlink w:history="1" r:id="rIdqjeii7gwzxarzm-mchnqg">
+            <w:hyperlink w:history="1" r:id="rIdwih8gudmcdqzuqcec0cuv">
               <w:r>
                 <w:rPr>
                   <w:rFonts w:ascii="Arial" w:cs="Arial" w:eastAsia="Arial" w:hAnsi="Arial"/>
@@ -21907,7 +21907,7 @@
               <w:spacing w:after="10" w:before="0"/>
               <w:ind w:left="120"/>
             </w:pPr>
-            <w:hyperlink w:history="1" r:id="rIdit0gjjnzm8oufftbjifzs">
+            <w:hyperlink w:history="1" r:id="rIdfc1ieu64tp4jjksraz27d">
               <w:r>
                 <w:rPr>
                   <w:rFonts w:ascii="Arial" w:cs="Arial" w:eastAsia="Arial" w:hAnsi="Arial"/>
@@ -21952,7 +21952,7 @@
             <w:pPr>
               <w:spacing w:after="20" w:before="0"/>
             </w:pPr>
-            <w:hyperlink w:history="1" r:id="rId5qpel72l1clzole5kdyno">
+            <w:hyperlink w:history="1" r:id="rId-1dpwdgqxvt4dfhwjqkj_">
               <w:r>
                 <w:rPr>
                   <w:rFonts w:ascii="Arial" w:cs="Arial" w:eastAsia="Arial" w:hAnsi="Arial"/>
@@ -21985,7 +21985,7 @@
               <w:spacing w:after="10" w:before="0"/>
               <w:ind w:left="120"/>
             </w:pPr>
-            <w:hyperlink w:history="1" r:id="rIdv-ozuuizena2hmn5eu_nx">
+            <w:hyperlink w:history="1" r:id="rIdxqpnphermmzoglhla4ycn">
               <w:r>
                 <w:rPr>
                   <w:rFonts w:ascii="Arial" w:cs="Arial" w:eastAsia="Arial" w:hAnsi="Arial"/>
@@ -22465,7 +22465,7 @@
             <w:pPr>
               <w:spacing w:after="20" w:before="0"/>
             </w:pPr>
-            <w:hyperlink w:history="1" r:id="rIdacfz1ilrwzyi_5jnkyac5">
+            <w:hyperlink w:history="1" r:id="rId9xt3ay0kfhgk3h7thcpi2">
               <w:r>
                 <w:rPr>
                   <w:rFonts w:ascii="Arial" w:cs="Arial" w:eastAsia="Arial" w:hAnsi="Arial"/>
@@ -22514,7 +22514,7 @@
               <w:spacing w:after="10" w:before="0"/>
               <w:ind w:left="120"/>
             </w:pPr>
-            <w:hyperlink w:history="1" r:id="rIdom-0unaoy3advvoo7-grd">
+            <w:hyperlink w:history="1" r:id="rId3yo89zdoyt6aqvwe0qrmv">
               <w:r>
                 <w:rPr>
                   <w:rFonts w:ascii="Arial" w:cs="Arial" w:eastAsia="Arial" w:hAnsi="Arial"/>
@@ -22559,7 +22559,7 @@
             <w:pPr>
               <w:spacing w:after="20" w:before="0"/>
             </w:pPr>
-            <w:hyperlink w:history="1" r:id="rIdh2hye3zhftianggq9pgwh">
+            <w:hyperlink w:history="1" r:id="rIdykdxnxwd9jybbuf5zkxup">
               <w:r>
                 <w:rPr>
                   <w:rFonts w:ascii="Arial" w:cs="Arial" w:eastAsia="Arial" w:hAnsi="Arial"/>
@@ -22608,7 +22608,7 @@
               <w:spacing w:after="10" w:before="0"/>
               <w:ind w:left="120"/>
             </w:pPr>
-            <w:hyperlink w:history="1" r:id="rId2xd2fsph9ybh_zckk7mqo">
+            <w:hyperlink w:history="1" r:id="rIdrglgbfrmyfm_xxsyytq2m">
               <w:r>
                 <w:rPr>
                   <w:rFonts w:ascii="Arial" w:cs="Arial" w:eastAsia="Arial" w:hAnsi="Arial"/>
@@ -22848,7 +22848,7 @@
             <w:pPr>
               <w:spacing w:after="20" w:before="0"/>
             </w:pPr>
-            <w:hyperlink w:history="1" r:id="rIdg-zethzn9gh6q5jsiz-9y">
+            <w:hyperlink w:history="1" r:id="rIdyhrzxgin6uy4ivcnnguzn">
               <w:r>
                 <w:rPr>
                   <w:rFonts w:ascii="Arial" w:cs="Arial" w:eastAsia="Arial" w:hAnsi="Arial"/>
@@ -22897,7 +22897,7 @@
               <w:spacing w:after="10" w:before="0"/>
               <w:ind w:left="120"/>
             </w:pPr>
-            <w:hyperlink w:history="1" r:id="rId5gf9p-x8zpsxicx-dlnln">
+            <w:hyperlink w:history="1" r:id="rIdsab_haklzj0lw4pshcydr">
               <w:r>
                 <w:rPr>
                   <w:rFonts w:ascii="Arial" w:cs="Arial" w:eastAsia="Arial" w:hAnsi="Arial"/>
@@ -22942,7 +22942,7 @@
             <w:pPr>
               <w:spacing w:after="20" w:before="0"/>
             </w:pPr>
-            <w:hyperlink w:history="1" r:id="rIdnxpja1ai1gmsvhp5fczdx">
+            <w:hyperlink w:history="1" r:id="rIdzb5vqxtdoahdd40enqysh">
               <w:r>
                 <w:rPr>
                   <w:rFonts w:ascii="Arial" w:cs="Arial" w:eastAsia="Arial" w:hAnsi="Arial"/>
@@ -22991,7 +22991,7 @@
               <w:spacing w:after="10" w:before="0"/>
               <w:ind w:left="120"/>
             </w:pPr>
-            <w:hyperlink w:history="1" r:id="rIdo3tmz92co9o2ey56lqkph">
+            <w:hyperlink w:history="1" r:id="rIdzgt3bxvksp0w_ammgxqjx">
               <w:r>
                 <w:rPr>
                   <w:rFonts w:ascii="Arial" w:cs="Arial" w:eastAsia="Arial" w:hAnsi="Arial"/>
@@ -23191,7 +23191,7 @@
             <w:pPr>
               <w:spacing w:after="20" w:before="0"/>
             </w:pPr>
-            <w:hyperlink w:history="1" r:id="rIduxeddct16n6qsg_ntantd">
+            <w:hyperlink w:history="1" r:id="rIdsq0fzxlbkhsxeab_xecsr">
               <w:r>
                 <w:rPr>
                   <w:rFonts w:ascii="Arial" w:cs="Arial" w:eastAsia="Arial" w:hAnsi="Arial"/>
@@ -23240,7 +23240,7 @@
               <w:spacing w:after="10" w:before="0"/>
               <w:ind w:left="120"/>
             </w:pPr>
-            <w:hyperlink w:history="1" r:id="rId6nd-fxoieyipabl6d3356">
+            <w:hyperlink w:history="1" r:id="rIdjdr_4g14dhffnk-eychsx">
               <w:r>
                 <w:rPr>
                   <w:rFonts w:ascii="Arial" w:cs="Arial" w:eastAsia="Arial" w:hAnsi="Arial"/>
@@ -23285,7 +23285,7 @@
             <w:pPr>
               <w:spacing w:after="20" w:before="0"/>
             </w:pPr>
-            <w:hyperlink w:history="1" r:id="rIdk-qnxmjqs32twwpjlwlsm">
+            <w:hyperlink w:history="1" r:id="rIdmproqohn5vlt8k6u6voh7">
               <w:r>
                 <w:rPr>
                   <w:rFonts w:ascii="Arial" w:cs="Arial" w:eastAsia="Arial" w:hAnsi="Arial"/>
@@ -23334,7 +23334,7 @@
               <w:spacing w:after="10" w:before="0"/>
               <w:ind w:left="120"/>
             </w:pPr>
-            <w:hyperlink w:history="1" r:id="rIdvbsnr8qjjockjqwc8pmdb">
+            <w:hyperlink w:history="1" r:id="rIdv_safngvpkzi1mkrqx_pv">
               <w:r>
                 <w:rPr>
                   <w:rFonts w:ascii="Arial" w:cs="Arial" w:eastAsia="Arial" w:hAnsi="Arial"/>
@@ -23959,7 +23959,7 @@
         </w:rPr>
         <w:t xml:space="preserve">© 2026 SeaVuria and ARES. Aligned with KICD objectives. Developed by SeaVuria; technical implementation by ARES (with AI assistance from Claude). Licensed under </w:t>
       </w:r>
-      <w:hyperlink w:history="1" r:id="rIdz7crdtoh_98mmp9z1coyw">
+      <w:hyperlink w:history="1" r:id="rIddyh-gj3vvrrbzhyj6v5dd">
         <w:r>
           <w:rPr>
             <w:rFonts w:ascii="Arial" w:cs="Arial" w:eastAsia="Arial" w:hAnsi="Arial"/>
@@ -23980,7 +23980,7 @@
         </w:rPr>
         <w:t xml:space="preserve"> (</w:t>
       </w:r>
-      <w:hyperlink w:history="1" r:id="rIdjrfvp5muxrkstwbqmhc0s">
+      <w:hyperlink w:history="1" r:id="rIdegul5qz5kuliuautdxmsb">
         <w:r>
           <w:rPr>
             <w:rFonts w:ascii="Arial" w:cs="Arial" w:eastAsia="Arial" w:hAnsi="Arial"/>
@@ -25140,7 +25140,7 @@
             <w:pPr>
               <w:spacing w:after="20" w:before="0"/>
             </w:pPr>
-            <w:hyperlink w:history="1" r:id="rIduqzhkagioepp3gic9etyl">
+            <w:hyperlink w:history="1" r:id="rIdjyoootml9f4voiwywzaom">
               <w:r>
                 <w:rPr>
                   <w:rFonts w:ascii="Arial" w:cs="Arial" w:eastAsia="Arial" w:hAnsi="Arial"/>
@@ -25173,7 +25173,7 @@
               <w:spacing w:after="10" w:before="0"/>
               <w:ind w:left="120"/>
             </w:pPr>
-            <w:hyperlink w:history="1" r:id="rIddgtqd-upmleaosv19zo5a">
+            <w:hyperlink w:history="1" r:id="rId7tbrlpmogjx220tupwb_t">
               <w:r>
                 <w:rPr>
                   <w:rFonts w:ascii="Arial" w:cs="Arial" w:eastAsia="Arial" w:hAnsi="Arial"/>
@@ -25218,7 +25218,7 @@
             <w:pPr>
               <w:spacing w:after="20" w:before="0"/>
             </w:pPr>
-            <w:hyperlink w:history="1" r:id="rIdofbg6nhfviwdk1_f5huvt">
+            <w:hyperlink w:history="1" r:id="rIdve_hhmk6doi8p2_c7vynt">
               <w:r>
                 <w:rPr>
                   <w:rFonts w:ascii="Arial" w:cs="Arial" w:eastAsia="Arial" w:hAnsi="Arial"/>
@@ -25251,7 +25251,7 @@
               <w:spacing w:after="10" w:before="0"/>
               <w:ind w:left="120"/>
             </w:pPr>
-            <w:hyperlink w:history="1" r:id="rIdfv2lepexit3_og6wueekx">
+            <w:hyperlink w:history="1" r:id="rIdjcthroria4zq0hfh1q3bj">
               <w:r>
                 <w:rPr>
                   <w:rFonts w:ascii="Arial" w:cs="Arial" w:eastAsia="Arial" w:hAnsi="Arial"/>
@@ -25451,7 +25451,7 @@
             <w:pPr>
               <w:spacing w:after="20" w:before="0"/>
             </w:pPr>
-            <w:hyperlink w:history="1" r:id="rIden-vag4s3yf4addhvrbry">
+            <w:hyperlink w:history="1" r:id="rId7fhiavuktncighqnjha5s">
               <w:r>
                 <w:rPr>
                   <w:rFonts w:ascii="Arial" w:cs="Arial" w:eastAsia="Arial" w:hAnsi="Arial"/>
@@ -25484,7 +25484,7 @@
               <w:spacing w:after="10" w:before="0"/>
               <w:ind w:left="120"/>
             </w:pPr>
-            <w:hyperlink w:history="1" r:id="rIdt4xqiftg4tro_uszio5vu">
+            <w:hyperlink w:history="1" r:id="rIdrsjhedcwyjlbuzglm_umx">
               <w:r>
                 <w:rPr>
                   <w:rFonts w:ascii="Arial" w:cs="Arial" w:eastAsia="Arial" w:hAnsi="Arial"/>
@@ -25529,7 +25529,7 @@
             <w:pPr>
               <w:spacing w:after="20" w:before="0"/>
             </w:pPr>
-            <w:hyperlink w:history="1" r:id="rIdtwihgaqn2vitpsw3iczln">
+            <w:hyperlink w:history="1" r:id="rIdbqytcd3a3zkdxl75ccceb">
               <w:r>
                 <w:rPr>
                   <w:rFonts w:ascii="Arial" w:cs="Arial" w:eastAsia="Arial" w:hAnsi="Arial"/>
@@ -25562,7 +25562,7 @@
               <w:spacing w:after="10" w:before="0"/>
               <w:ind w:left="120"/>
             </w:pPr>
-            <w:hyperlink w:history="1" r:id="rId6x81jnin9efnimmdqkr67">
+            <w:hyperlink w:history="1" r:id="rIdi8tc28lg5xdcga45ia4bw">
               <w:r>
                 <w:rPr>
                   <w:rFonts w:ascii="Arial" w:cs="Arial" w:eastAsia="Arial" w:hAnsi="Arial"/>
@@ -25762,7 +25762,7 @@
             <w:pPr>
               <w:spacing w:after="20" w:before="0"/>
             </w:pPr>
-            <w:hyperlink w:history="1" r:id="rIdae7pflzdqvsqobk2u379s">
+            <w:hyperlink w:history="1" r:id="rIdfybka7m1fdar-e12opr4k">
               <w:r>
                 <w:rPr>
                   <w:rFonts w:ascii="Arial" w:cs="Arial" w:eastAsia="Arial" w:hAnsi="Arial"/>
@@ -25811,7 +25811,7 @@
               <w:spacing w:after="10" w:before="0"/>
               <w:ind w:left="120"/>
             </w:pPr>
-            <w:hyperlink w:history="1" r:id="rIdlkndqaqdiam2e_ks4rzoa">
+            <w:hyperlink w:history="1" r:id="rIdtglhji_mehtbq9bpc5dax">
               <w:r>
                 <w:rPr>
                   <w:rFonts w:ascii="Arial" w:cs="Arial" w:eastAsia="Arial" w:hAnsi="Arial"/>
@@ -25856,7 +25856,7 @@
             <w:pPr>
               <w:spacing w:after="20" w:before="0"/>
             </w:pPr>
-            <w:hyperlink w:history="1" r:id="rIdnixeazvgpp09ydfjtrhqi">
+            <w:hyperlink w:history="1" r:id="rIdx8raahse7j7mkh46973os">
               <w:r>
                 <w:rPr>
                   <w:rFonts w:ascii="Arial" w:cs="Arial" w:eastAsia="Arial" w:hAnsi="Arial"/>
@@ -25889,7 +25889,7 @@
               <w:spacing w:after="10" w:before="0"/>
               <w:ind w:left="120"/>
             </w:pPr>
-            <w:hyperlink w:history="1" r:id="rIdsatfpaoaknfa-b7zhc-16">
+            <w:hyperlink w:history="1" r:id="rId4mt1wn-vn_vh6xwbzf5ob">
               <w:r>
                 <w:rPr>
                   <w:rFonts w:ascii="Arial" w:cs="Arial" w:eastAsia="Arial" w:hAnsi="Arial"/>
@@ -26089,7 +26089,7 @@
             <w:pPr>
               <w:spacing w:after="20" w:before="0"/>
             </w:pPr>
-            <w:hyperlink w:history="1" r:id="rId25d-mrdthycq5kzwqu8ap">
+            <w:hyperlink w:history="1" r:id="rIdarbfqnqye7dgklzx0x15w">
               <w:r>
                 <w:rPr>
                   <w:rFonts w:ascii="Arial" w:cs="Arial" w:eastAsia="Arial" w:hAnsi="Arial"/>
@@ -26122,7 +26122,7 @@
               <w:spacing w:after="10" w:before="0"/>
               <w:ind w:left="120"/>
             </w:pPr>
-            <w:hyperlink w:history="1" r:id="rIdwjmmyqaex9hgj2yktgtod">
+            <w:hyperlink w:history="1" r:id="rIdfgd06sjbqky_ahhtozndl">
               <w:r>
                 <w:rPr>
                   <w:rFonts w:ascii="Arial" w:cs="Arial" w:eastAsia="Arial" w:hAnsi="Arial"/>
@@ -26167,7 +26167,7 @@
             <w:pPr>
               <w:spacing w:after="20" w:before="0"/>
             </w:pPr>
-            <w:hyperlink w:history="1" r:id="rIdygj3xxfzavuobqe3issto">
+            <w:hyperlink w:history="1" r:id="rIdaowebjb7nbchejl2sl3tf">
               <w:r>
                 <w:rPr>
                   <w:rFonts w:ascii="Arial" w:cs="Arial" w:eastAsia="Arial" w:hAnsi="Arial"/>
@@ -26200,7 +26200,7 @@
               <w:spacing w:after="10" w:before="0"/>
               <w:ind w:left="120"/>
             </w:pPr>
-            <w:hyperlink w:history="1" r:id="rIdmfbgvip3pcpa8fgdw88pc">
+            <w:hyperlink w:history="1" r:id="rId5dpokg42velpr2ohx9qyl">
               <w:r>
                 <w:rPr>
                   <w:rFonts w:ascii="Arial" w:cs="Arial" w:eastAsia="Arial" w:hAnsi="Arial"/>
@@ -26400,7 +26400,7 @@
             <w:pPr>
               <w:spacing w:after="20" w:before="0"/>
             </w:pPr>
-            <w:hyperlink w:history="1" r:id="rIdhoyea_zyy6pcgdbzfkvrg">
+            <w:hyperlink w:history="1" r:id="rIdlm-wmkzqgdj8hgj4kod24">
               <w:r>
                 <w:rPr>
                   <w:rFonts w:ascii="Arial" w:cs="Arial" w:eastAsia="Arial" w:hAnsi="Arial"/>
@@ -26433,7 +26433,7 @@
               <w:spacing w:after="10" w:before="0"/>
               <w:ind w:left="120"/>
             </w:pPr>
-            <w:hyperlink w:history="1" r:id="rIdgj-xogt6zrglci18-ywp8">
+            <w:hyperlink w:history="1" r:id="rIdkko0hbwgb_lttr2lmi_xc">
               <w:r>
                 <w:rPr>
                   <w:rFonts w:ascii="Arial" w:cs="Arial" w:eastAsia="Arial" w:hAnsi="Arial"/>
@@ -26478,7 +26478,7 @@
             <w:pPr>
               <w:spacing w:after="20" w:before="0"/>
             </w:pPr>
-            <w:hyperlink w:history="1" r:id="rIdsvvd7hh7f9kybg2c37ves">
+            <w:hyperlink w:history="1" r:id="rIdymgaydlpue5ia0b5_p4fi">
               <w:r>
                 <w:rPr>
                   <w:rFonts w:ascii="Arial" w:cs="Arial" w:eastAsia="Arial" w:hAnsi="Arial"/>
@@ -26511,7 +26511,7 @@
               <w:spacing w:after="10" w:before="0"/>
               <w:ind w:left="120"/>
             </w:pPr>
-            <w:hyperlink w:history="1" r:id="rIdxed1kf36sfpqehx7--ise">
+            <w:hyperlink w:history="1" r:id="rIdoivwds0p3ob7tkcxifb6s">
               <w:r>
                 <w:rPr>
                   <w:rFonts w:ascii="Arial" w:cs="Arial" w:eastAsia="Arial" w:hAnsi="Arial"/>
@@ -27036,7 +27036,7 @@
         </w:rPr>
         <w:t xml:space="preserve">© 2026 SeaVuria and ARES. Aligned with KICD objectives. Developed by SeaVuria; technical implementation by ARES (with AI assistance from Claude). Licensed under </w:t>
       </w:r>
-      <w:hyperlink w:history="1" r:id="rIdwxtutlzhhyyxbasvwhpo0">
+      <w:hyperlink w:history="1" r:id="rId4why-mht1mdjk9a7p0ojl">
         <w:r>
           <w:rPr>
             <w:rFonts w:ascii="Arial" w:cs="Arial" w:eastAsia="Arial" w:hAnsi="Arial"/>
@@ -27057,7 +27057,7 @@
         </w:rPr>
         <w:t xml:space="preserve"> (</w:t>
       </w:r>
-      <w:hyperlink w:history="1" r:id="rIdjyfyqnpxkeqcddymrronu">
+      <w:hyperlink w:history="1" r:id="rIdl5cbnqq6f3qg5bsqbysp-">
         <w:r>
           <w:rPr>
             <w:rFonts w:ascii="Arial" w:cs="Arial" w:eastAsia="Arial" w:hAnsi="Arial"/>
